--- a/docs/anexos/Manual_Usuario_Portal_UTS.docx
+++ b/docs/anexos/Manual_Usuario_Portal_UTS.docx
@@ -70,7 +70,20 @@
           <w:sz w:val="21"/>
           <w:szCs w:val="21"/>
         </w:rPr>
-        <w:t xml:space="preserve">Elaborado a partir de un recorrido guiado del portal público real, en producción (https://portal-uts-k888.onrender.com), verificando en vivo cada pantalla descrita en este documento.</w:t>
+        <w:t xml:space="preserve">Elaborado a partir de un recorrido guiado del portal público real, desplegado para demostración (https://portal-uts-k888.onrender.com), verificando en vivo cada pantalla descrita en este documento (recorrido del 29 de septiembre de 2026).</w:t>
+      </w:r>
+    </w:p>
+    <w:p>
+      <w:pPr>
+        <w:spacing w:after="160" w:line="276"/>
+      </w:pPr>
+      <w:r>
+        <w:rPr>
+          <w:color w:val="555555"/>
+          <w:sz w:val="21"/>
+          <w:szCs w:val="21"/>
+        </w:rPr>
+        <w:t xml:space="preserve">Versión documentada: código del repositorio en el commit 065b2d5 (2 de octubre de 2026), el último del sistema evaluado en el informe F-DC-125. Los commits posteriores al recorrido no alteran lo descrito aquí: 1a0a2d5 ajusta el contraste del botón “Filtrar” y la etiqueta accesible del buscador, 45c562d solo afecta al panel administrativo y 065b2d5 oculta el control “¿Te fue útil?” (trabajo futuro) y ajusta el menú del panel administrativo en pantallas medianas.</w:t>
       </w:r>
     </w:p>
     <w:p>
@@ -380,7 +393,7 @@
                 <w:sz w:val="22"/>
                 <w:szCs w:val="22"/>
               </w:rPr>
-              <w:t xml:space="preserve">Este manual cubre el portal público. Si busca cómo administrar los Contenidos, las Rutas o los Cuestionarios desde el panel, ese es el “Manual del panel administrativo — CAE”, un documento aparte.</w:t>
+              <w:t xml:space="preserve">Este manual cubre el portal público. La administración de los Contenidos, las Rutas y los Cuestionarios desde el panel queda fuera del alcance de este manual.</w:t>
             </w:r>
           </w:p>
         </w:tc>
@@ -1046,23 +1059,6 @@
           <w:sz w:val="22"/>
           <w:szCs w:val="22"/>
         </w:rPr>
-        <w:t xml:space="preserve">Al final, la pregunta “¿Te fue útil?” con las opciones “Sí” / “No” — su respuesta ayuda al CAE a saber qué contenidos son realmente útiles, de forma anónima.</w:t>
-      </w:r>
-    </w:p>
-    <w:p>
-      <w:pPr>
-        <w:pStyle w:val="ListParagraph"/>
-        <w:numPr>
-          <w:ilvl w:val="0"/>
-          <w:numId w:val="5"/>
-        </w:numPr>
-        <w:spacing w:after="80" w:line="276"/>
-      </w:pPr>
-      <w:r>
-        <w:rPr>
-          <w:sz w:val="22"/>
-          <w:szCs w:val="22"/>
-        </w:rPr>
         <w:t xml:space="preserve">Dos enlaces rápidos al final: “Hacer la autoorientación →” y “Necesito ayuda urgente →”.</w:t>
       </w:r>
     </w:p>
@@ -1473,54 +1469,6 @@
                 <w:szCs w:val="21"/>
               </w:rPr>
               <w:t xml:space="preserve">Si la ruta lo tiene, una lista numerada de los pasos a seguir — ver sección 4.3.</w:t>
-            </w:r>
-          </w:p>
-        </w:tc>
-      </w:tr>
-      <w:tr>
-        <w:tc>
-          <w:tcPr>
-            <w:tcW w:type="dxa" w:w="2400"/>
-            <w:tcMar>
-              <w:top w:type="dxa" w:w="90"/>
-              <w:left w:type="dxa" w:w="120"/>
-              <w:bottom w:type="dxa" w:w="90"/>
-              <w:right w:type="dxa" w:w="120"/>
-            </w:tcMar>
-          </w:tcPr>
-          <w:p>
-            <w:pPr>
-              <w:spacing w:after="40"/>
-            </w:pPr>
-            <w:r>
-              <w:rPr>
-                <w:sz w:val="21"/>
-                <w:szCs w:val="21"/>
-              </w:rPr>
-              <w:t xml:space="preserve">“¿Te fue útil?”</w:t>
-            </w:r>
-          </w:p>
-        </w:tc>
-        <w:tc>
-          <w:tcPr>
-            <w:tcW w:type="dxa" w:w="6960"/>
-            <w:tcMar>
-              <w:top w:type="dxa" w:w="90"/>
-              <w:left w:type="dxa" w:w="120"/>
-              <w:bottom w:type="dxa" w:w="90"/>
-              <w:right w:type="dxa" w:w="120"/>
-            </w:tcMar>
-          </w:tcPr>
-          <w:p>
-            <w:pPr>
-              <w:spacing w:after="40"/>
-            </w:pPr>
-            <w:r>
-              <w:rPr>
-                <w:sz w:val="21"/>
-                <w:szCs w:val="21"/>
-              </w:rPr>
-              <w:t xml:space="preserve">La misma pregunta Sí/No que en los Contenidos.</w:t>
             </w:r>
           </w:p>
         </w:tc>
